--- a/Milestone project report.docx
+++ b/Milestone project report.docx
@@ -1378,7 +1378,7 @@
         <w:rPr>
           <w:color w:val="000000"/>
         </w:rPr>
-        <w:t xml:space="preserve"> AI is a machine learning system that detects fraudulent financial transactions in real time using a fine-tuned </w:t>
+        <w:t xml:space="preserve"> is a machine learning system that detects fraudulent financial transactions in real time using a fine-tuned </w:t>
       </w:r>
       <w:proofErr w:type="spellStart"/>
       <w:r>
